--- a/templates/working/Доверенность_ПНД.docx
+++ b/templates/working/Доверенность_ПНД.docx
@@ -1,6 +1,6 @@
 
 <file path=word/document.xml><?xml version="1.0" encoding="utf-8"?>
-<w:document xmlns:wpc="http://schemas.microsoft.com/office/word/2010/wordprocessingCanvas" xmlns:cx="http://schemas.microsoft.com/office/drawing/2014/chartex" xmlns:cx1="http://schemas.microsoft.com/office/drawing/2015/9/8/chartex" xmlns:cx2="http://schemas.microsoft.com/office/drawing/2015/10/21/chartex" xmlns:cx3="http://schemas.microsoft.com/office/drawing/2016/5/9/chartex" xmlns:cx4="http://schemas.microsoft.com/office/drawing/2016/5/10/chartex" xmlns:cx5="http://schemas.microsoft.com/office/drawing/2016/5/11/chartex" xmlns:cx6="http://schemas.microsoft.com/office/drawing/2016/5/12/chartex" xmlns:cx7="http://schemas.microsoft.com/office/drawing/2016/5/13/chartex" xmlns:cx8="http://schemas.microsoft.com/office/drawing/2016/5/14/chartex" xmlns:mc="http://schemas.openxmlformats.org/markup-compatibility/2006" xmlns:aink="http://schemas.microsoft.com/office/drawing/2016/ink" xmlns:am3d="http://schemas.microsoft.com/office/drawing/2017/model3d" xmlns:o="urn:schemas-microsoft-com:office:office" xmlns:oel="http://schemas.microsoft.com/office/2019/extlst" xmlns:r="http://schemas.openxmlformats.org/officeDocument/2006/relationships" xmlns:m="http://schemas.openxmlformats.org/officeDocument/2006/math" xmlns:v="urn:schemas-microsoft-com:vml" xmlns:wp14="http://schemas.microsoft.com/office/word/2010/wordprocessingDrawing" xmlns:wp="http://schemas.openxmlformats.org/drawingml/2006/wordprocessingDrawing" xmlns:w10="urn:schemas-microsoft-com:office:word" xmlns:w="http://schemas.openxmlformats.org/wordprocessingml/2006/main" xmlns:w14="http://schemas.microsoft.com/office/word/2010/wordml" xmlns:w15="http://schemas.microsoft.com/office/word/2012/wordml" xmlns:w16cex="http://schemas.microsoft.com/office/word/2018/wordml/cex" xmlns:w16cid="http://schemas.microsoft.com/office/word/2016/wordml/cid" xmlns:w16="http://schemas.microsoft.com/office/word/2018/wordml" xmlns:w16du="http://schemas.microsoft.com/office/word/2023/wordml/word16du" xmlns:w16sdtdh="http://schemas.microsoft.com/office/word/2020/wordml/sdtdatahash" xmlns:w16sdtfl="http://schemas.microsoft.com/office/word/2024/wordml/sdtformatlock" xmlns:w16se="http://schemas.microsoft.com/office/word/2015/wordml/symex" xmlns:wpg="http://schemas.microsoft.com/office/word/2010/wordprocessingGroup" xmlns:wpi="http://schemas.microsoft.com/office/word/2010/wordprocessingInk" xmlns:wne="http://schemas.microsoft.com/office/word/2006/wordml" xmlns:wps="http://schemas.microsoft.com/office/word/2010/wordprocessingShape" mc:Ignorable="w14 w15 w16se w16cid w16 w16cex w16sdtdh w16sdtfl w16du wp14">
+<w:document xmlns:wpc="http://schemas.microsoft.com/office/word/2010/wordprocessingCanvas" xmlns:cx="http://schemas.microsoft.com/office/drawing/2014/chartex" xmlns:cx1="http://schemas.microsoft.com/office/drawing/2015/9/8/chartex" xmlns:cx2="http://schemas.microsoft.com/office/drawing/2015/10/21/chartex" xmlns:cx3="http://schemas.microsoft.com/office/drawing/2016/5/9/chartex" xmlns:cx4="http://schemas.microsoft.com/office/drawing/2016/5/10/chartex" xmlns:cx5="http://schemas.microsoft.com/office/drawing/2016/5/11/chartex" xmlns:cx6="http://schemas.microsoft.com/office/drawing/2016/5/12/chartex" xmlns:cx7="http://schemas.microsoft.com/office/drawing/2016/5/13/chartex" xmlns:cx8="http://schemas.microsoft.com/office/drawing/2016/5/14/chartex" xmlns:mc="http://schemas.openxmlformats.org/markup-compatibility/2006" xmlns:aink="http://schemas.microsoft.com/office/drawing/2016/ink" xmlns:am3d="http://schemas.microsoft.com/office/drawing/2017/model3d" xmlns:o="urn:schemas-microsoft-com:office:office" xmlns:r="http://schemas.openxmlformats.org/officeDocument/2006/relationships" xmlns:m="http://schemas.openxmlformats.org/officeDocument/2006/math" xmlns:v="urn:schemas-microsoft-com:vml" xmlns:wp14="http://schemas.microsoft.com/office/word/2010/wordprocessingDrawing" xmlns:wp="http://schemas.openxmlformats.org/drawingml/2006/wordprocessingDrawing" xmlns:w10="urn:schemas-microsoft-com:office:word" xmlns:w="http://schemas.openxmlformats.org/wordprocessingml/2006/main" xmlns:w14="http://schemas.microsoft.com/office/word/2010/wordml" xmlns:w15="http://schemas.microsoft.com/office/word/2012/wordml" xmlns:w16cex="http://schemas.microsoft.com/office/word/2018/wordml/cex" xmlns:w16cid="http://schemas.microsoft.com/office/word/2016/wordml/cid" xmlns:w16="http://schemas.microsoft.com/office/word/2018/wordml" xmlns:w16sdtdh="http://schemas.microsoft.com/office/word/2020/wordml/sdtdatahash" xmlns:w16se="http://schemas.microsoft.com/office/word/2015/wordml/symex" xmlns:wpg="http://schemas.microsoft.com/office/word/2010/wordprocessingGroup" xmlns:wpi="http://schemas.microsoft.com/office/word/2010/wordprocessingInk" xmlns:wne="http://schemas.microsoft.com/office/word/2006/wordml" xmlns:wps="http://schemas.microsoft.com/office/word/2010/wordprocessingShape" mc:Ignorable="w14 w15 w16se w16cid w16 w16cex w16sdtdh wp14">
   <w:body>
     <w:p>
       <w:pPr>
@@ -146,15 +146,51 @@
       </w:pPr>
       <w:r>
         <w:rPr>
+          <w:rFonts w:ascii="Times New Roman" w:hAnsi="Times New Roman" w:cs="Times New Roman"/>
+          <w:sz w:val="28"/>
+          <w:szCs w:val="28"/>
           <w:lang w:val="ru-RU"/>
         </w:rPr>
         <w:t>Я, {{</w:t>
       </w:r>
       <w:r>
-        <w:t>sellerFullName</w:t>
-      </w:r>
-      <w:r>
-        <w:rPr>
+        <w:rPr>
+          <w:rFonts w:ascii="Times New Roman" w:hAnsi="Times New Roman" w:cs="Times New Roman"/>
+          <w:sz w:val="28"/>
+          <w:szCs w:val="28"/>
+        </w:rPr>
+        <w:t>seller</w:t>
+      </w:r>
+      <w:r>
+        <w:rPr>
+          <w:rFonts w:ascii="Times New Roman" w:hAnsi="Times New Roman" w:cs="Times New Roman"/>
+          <w:sz w:val="28"/>
+          <w:szCs w:val="28"/>
+          <w:lang w:val="ru-RU"/>
+        </w:rPr>
+        <w:t>.</w:t>
+      </w:r>
+      <w:r>
+        <w:rPr>
+          <w:rFonts w:ascii="Times New Roman" w:hAnsi="Times New Roman" w:cs="Times New Roman"/>
+          <w:sz w:val="28"/>
+          <w:szCs w:val="28"/>
+        </w:rPr>
+        <w:t>f</w:t>
+      </w:r>
+      <w:r>
+        <w:rPr>
+          <w:rFonts w:ascii="Times New Roman" w:hAnsi="Times New Roman" w:cs="Times New Roman"/>
+          <w:sz w:val="28"/>
+          <w:szCs w:val="28"/>
+        </w:rPr>
+        <w:t>ullName</w:t>
+      </w:r>
+      <w:r>
+        <w:rPr>
+          <w:rFonts w:ascii="Times New Roman" w:hAnsi="Times New Roman" w:cs="Times New Roman"/>
+          <w:sz w:val="28"/>
+          <w:szCs w:val="28"/>
           <w:lang w:val="ru-RU"/>
         </w:rPr>
         <w:t>}}</w:t>
@@ -175,15 +211,51 @@
       </w:pPr>
       <w:r>
         <w:rPr>
+          <w:rFonts w:ascii="Times New Roman" w:hAnsi="Times New Roman" w:cs="Times New Roman"/>
+          <w:sz w:val="28"/>
+          <w:szCs w:val="28"/>
           <w:lang w:val="ru-RU"/>
         </w:rPr>
         <w:t>Дата рождения: {{</w:t>
       </w:r>
       <w:r>
-        <w:t>sellerBirthDate</w:t>
-      </w:r>
-      <w:r>
-        <w:rPr>
+        <w:rPr>
+          <w:rFonts w:ascii="Times New Roman" w:hAnsi="Times New Roman" w:cs="Times New Roman"/>
+          <w:sz w:val="28"/>
+          <w:szCs w:val="28"/>
+        </w:rPr>
+        <w:t>seller</w:t>
+      </w:r>
+      <w:r>
+        <w:rPr>
+          <w:rFonts w:ascii="Times New Roman" w:hAnsi="Times New Roman" w:cs="Times New Roman"/>
+          <w:sz w:val="28"/>
+          <w:szCs w:val="28"/>
+          <w:lang w:val="ru-RU"/>
+        </w:rPr>
+        <w:t>.</w:t>
+      </w:r>
+      <w:r>
+        <w:rPr>
+          <w:rFonts w:ascii="Times New Roman" w:hAnsi="Times New Roman" w:cs="Times New Roman"/>
+          <w:sz w:val="28"/>
+          <w:szCs w:val="28"/>
+        </w:rPr>
+        <w:t>b</w:t>
+      </w:r>
+      <w:r>
+        <w:rPr>
+          <w:rFonts w:ascii="Times New Roman" w:hAnsi="Times New Roman" w:cs="Times New Roman"/>
+          <w:sz w:val="28"/>
+          <w:szCs w:val="28"/>
+        </w:rPr>
+        <w:t>irthDate</w:t>
+      </w:r>
+      <w:r>
+        <w:rPr>
+          <w:rFonts w:ascii="Times New Roman" w:hAnsi="Times New Roman" w:cs="Times New Roman"/>
+          <w:sz w:val="28"/>
+          <w:szCs w:val="28"/>
           <w:lang w:val="ru-RU"/>
         </w:rPr>
         <w:t>}}</w:t>
@@ -204,15 +276,51 @@
       </w:pPr>
       <w:r>
         <w:rPr>
+          <w:rFonts w:ascii="Times New Roman" w:hAnsi="Times New Roman" w:cs="Times New Roman"/>
+          <w:sz w:val="28"/>
+          <w:szCs w:val="28"/>
           <w:lang w:val="ru-RU"/>
         </w:rPr>
         <w:t>Адрес регистрации: {{</w:t>
       </w:r>
       <w:r>
-        <w:t>sellerAddress</w:t>
-      </w:r>
-      <w:r>
-        <w:rPr>
+        <w:rPr>
+          <w:rFonts w:ascii="Times New Roman" w:hAnsi="Times New Roman" w:cs="Times New Roman"/>
+          <w:sz w:val="28"/>
+          <w:szCs w:val="28"/>
+        </w:rPr>
+        <w:t>seller</w:t>
+      </w:r>
+      <w:r>
+        <w:rPr>
+          <w:rFonts w:ascii="Times New Roman" w:hAnsi="Times New Roman" w:cs="Times New Roman"/>
+          <w:sz w:val="28"/>
+          <w:szCs w:val="28"/>
+          <w:lang w:val="ru-RU"/>
+        </w:rPr>
+        <w:t>.</w:t>
+      </w:r>
+      <w:r>
+        <w:rPr>
+          <w:rFonts w:ascii="Times New Roman" w:hAnsi="Times New Roman" w:cs="Times New Roman"/>
+          <w:sz w:val="28"/>
+          <w:szCs w:val="28"/>
+        </w:rPr>
+        <w:t>a</w:t>
+      </w:r>
+      <w:r>
+        <w:rPr>
+          <w:rFonts w:ascii="Times New Roman" w:hAnsi="Times New Roman" w:cs="Times New Roman"/>
+          <w:sz w:val="28"/>
+          <w:szCs w:val="28"/>
+        </w:rPr>
+        <w:t>ddress</w:t>
+      </w:r>
+      <w:r>
+        <w:rPr>
+          <w:rFonts w:ascii="Times New Roman" w:hAnsi="Times New Roman" w:cs="Times New Roman"/>
+          <w:sz w:val="28"/>
+          <w:szCs w:val="28"/>
           <w:lang w:val="ru-RU"/>
         </w:rPr>
         <w:t>}}</w:t>
@@ -233,15 +341,51 @@
       </w:pPr>
       <w:r>
         <w:rPr>
+          <w:rFonts w:ascii="Times New Roman" w:hAnsi="Times New Roman" w:cs="Times New Roman"/>
+          <w:sz w:val="28"/>
+          <w:szCs w:val="28"/>
           <w:lang w:val="ru-RU"/>
         </w:rPr>
         <w:t>Идентификационный номер {{</w:t>
       </w:r>
       <w:r>
-        <w:t>sellerId</w:t>
-      </w:r>
-      <w:r>
-        <w:rPr>
+        <w:rPr>
+          <w:rFonts w:ascii="Times New Roman" w:hAnsi="Times New Roman" w:cs="Times New Roman"/>
+          <w:sz w:val="28"/>
+          <w:szCs w:val="28"/>
+        </w:rPr>
+        <w:t>seller</w:t>
+      </w:r>
+      <w:r>
+        <w:rPr>
+          <w:rFonts w:ascii="Times New Roman" w:hAnsi="Times New Roman" w:cs="Times New Roman"/>
+          <w:sz w:val="28"/>
+          <w:szCs w:val="28"/>
+          <w:lang w:val="ru-RU"/>
+        </w:rPr>
+        <w:t>.</w:t>
+      </w:r>
+      <w:r>
+        <w:rPr>
+          <w:rFonts w:ascii="Times New Roman" w:hAnsi="Times New Roman" w:cs="Times New Roman"/>
+          <w:sz w:val="28"/>
+          <w:szCs w:val="28"/>
+        </w:rPr>
+        <w:t>i</w:t>
+      </w:r>
+      <w:r>
+        <w:rPr>
+          <w:rFonts w:ascii="Times New Roman" w:hAnsi="Times New Roman" w:cs="Times New Roman"/>
+          <w:sz w:val="28"/>
+          <w:szCs w:val="28"/>
+        </w:rPr>
+        <w:t>d</w:t>
+      </w:r>
+      <w:r>
+        <w:rPr>
+          <w:rFonts w:ascii="Times New Roman" w:hAnsi="Times New Roman" w:cs="Times New Roman"/>
+          <w:sz w:val="28"/>
+          <w:szCs w:val="28"/>
           <w:lang w:val="ru-RU"/>
         </w:rPr>
         <w:t>}}</w:t>
@@ -372,121 +516,210 @@
     <w:p>
       <w:pPr>
         <w:rPr>
-          <w:lang w:val="ru-RU"/>
-        </w:rPr>
-      </w:pPr>
-      <w:r>
-        <w:rPr>
+          <w:rFonts w:ascii="Times New Roman" w:hAnsi="Times New Roman" w:cs="Times New Roman"/>
+          <w:sz w:val="28"/>
+          <w:szCs w:val="28"/>
+          <w:lang w:val="ru-RU"/>
+        </w:rPr>
+      </w:pPr>
+      <w:r>
+        <w:rPr>
+          <w:rFonts w:ascii="Times New Roman" w:hAnsi="Times New Roman" w:cs="Times New Roman"/>
+          <w:sz w:val="28"/>
+          <w:szCs w:val="28"/>
           <w:lang w:val="ru-RU"/>
         </w:rPr>
         <w:t>________________ / {{</w:t>
       </w:r>
       <w:r>
-        <w:t>sellerFullName</w:t>
-      </w:r>
-      <w:proofErr w:type="gramStart"/>
-      <w:r>
-        <w:rPr>
-          <w:lang w:val="ru-RU"/>
-        </w:rPr>
-        <w:t>}}      {</w:t>
-      </w:r>
-      <w:proofErr w:type="gramEnd"/>
-      <w:r>
-        <w:rPr>
-          <w:lang w:val="ru-RU"/>
-        </w:rPr>
-        <w:t>{</w:t>
-      </w:r>
-      <w:r>
-        <w:t>currentDate</w:t>
-      </w:r>
-      <w:r>
-        <w:rPr>
+        <w:rPr>
+          <w:rFonts w:ascii="Times New Roman" w:hAnsi="Times New Roman" w:cs="Times New Roman"/>
+          <w:sz w:val="28"/>
+          <w:szCs w:val="28"/>
+        </w:rPr>
+        <w:t>seller</w:t>
+      </w:r>
+      <w:r>
+        <w:rPr>
+          <w:rFonts w:ascii="Times New Roman" w:hAnsi="Times New Roman" w:cs="Times New Roman"/>
+          <w:sz w:val="28"/>
+          <w:szCs w:val="28"/>
+          <w:lang w:val="ru-RU"/>
+        </w:rPr>
+        <w:t>.</w:t>
+      </w:r>
+      <w:r>
+        <w:rPr>
+          <w:rFonts w:ascii="Times New Roman" w:hAnsi="Times New Roman" w:cs="Times New Roman"/>
+          <w:sz w:val="28"/>
+          <w:szCs w:val="28"/>
+        </w:rPr>
+        <w:t>f</w:t>
+      </w:r>
+      <w:r>
+        <w:rPr>
+          <w:rFonts w:ascii="Times New Roman" w:hAnsi="Times New Roman" w:cs="Times New Roman"/>
+          <w:sz w:val="28"/>
+          <w:szCs w:val="28"/>
+        </w:rPr>
+        <w:t>ullName</w:t>
+      </w:r>
+      <w:r>
+        <w:rPr>
+          <w:rFonts w:ascii="Times New Roman" w:hAnsi="Times New Roman" w:cs="Times New Roman"/>
+          <w:sz w:val="28"/>
+          <w:szCs w:val="28"/>
+          <w:lang w:val="ru-RU"/>
+        </w:rPr>
+        <w:t>}}      {{</w:t>
+      </w:r>
+      <w:r>
+        <w:rPr>
+          <w:rFonts w:ascii="Times New Roman" w:hAnsi="Times New Roman" w:cs="Times New Roman"/>
+          <w:sz w:val="28"/>
+          <w:szCs w:val="28"/>
+        </w:rPr>
+        <w:t>deal</w:t>
+      </w:r>
+      <w:r>
+        <w:rPr>
+          <w:rFonts w:ascii="Times New Roman" w:hAnsi="Times New Roman" w:cs="Times New Roman"/>
+          <w:sz w:val="28"/>
+          <w:szCs w:val="28"/>
+          <w:lang w:val="ru-RU"/>
+        </w:rPr>
+        <w:t>.</w:t>
+      </w:r>
+      <w:r>
+        <w:rPr>
+          <w:rFonts w:ascii="Times New Roman" w:hAnsi="Times New Roman" w:cs="Times New Roman"/>
+          <w:sz w:val="28"/>
+          <w:szCs w:val="28"/>
+        </w:rPr>
+        <w:t>date</w:t>
+      </w:r>
+      <w:r>
+        <w:rPr>
+          <w:rFonts w:ascii="Times New Roman" w:hAnsi="Times New Roman" w:cs="Times New Roman"/>
+          <w:sz w:val="28"/>
+          <w:szCs w:val="28"/>
           <w:lang w:val="ru-RU"/>
         </w:rPr>
         <w:t>}}</w:t>
       </w:r>
     </w:p>
     <w:p>
-      <w:r>
+      <w:pPr>
+        <w:rPr>
+          <w:rFonts w:ascii="Times New Roman" w:hAnsi="Times New Roman" w:cs="Times New Roman"/>
+          <w:sz w:val="28"/>
+          <w:szCs w:val="28"/>
+          <w:lang w:val="ru-RU"/>
+        </w:rPr>
+      </w:pPr>
+      <w:r>
+        <w:rPr>
+          <w:rFonts w:ascii="Times New Roman" w:hAnsi="Times New Roman" w:cs="Times New Roman"/>
+          <w:sz w:val="28"/>
+          <w:szCs w:val="28"/>
+          <w:lang w:val="ru-RU"/>
+        </w:rPr>
         <w:t>(</w:t>
       </w:r>
-      <w:proofErr w:type="gramStart"/>
-      <w:r>
-        <w:t xml:space="preserve">подпись)   </w:t>
-      </w:r>
-      <w:proofErr w:type="gramEnd"/>
-      <w:r>
+      <w:r>
+        <w:rPr>
+          <w:rFonts w:ascii="Times New Roman" w:hAnsi="Times New Roman" w:cs="Times New Roman"/>
+          <w:sz w:val="28"/>
+          <w:szCs w:val="28"/>
+          <w:lang w:val="ru-RU"/>
+        </w:rPr>
+        <w:t xml:space="preserve">подпись)  </w:t>
+      </w:r>
+      <w:r>
+        <w:rPr>
+          <w:rFonts w:ascii="Times New Roman" w:hAnsi="Times New Roman" w:cs="Times New Roman"/>
+          <w:sz w:val="28"/>
+          <w:szCs w:val="28"/>
+          <w:lang w:val="ru-RU"/>
+        </w:rPr>
         <w:t xml:space="preserve">               </w:t>
       </w:r>
-      <w:proofErr w:type="gramStart"/>
-      <w:r>
-        <w:t xml:space="preserve">   (ФИО)   </w:t>
-      </w:r>
-      <w:proofErr w:type="gramEnd"/>
-      <w:r>
-        <w:t xml:space="preserve">                   </w:t>
-      </w:r>
-      <w:proofErr w:type="gramStart"/>
-      <w:r>
-        <w:t xml:space="preserve">   (</w:t>
-      </w:r>
-      <w:proofErr w:type="gramEnd"/>
-      <w:r>
-        <w:t>дата)</w:t>
-      </w:r>
-    </w:p>
-    <w:p>
-      <w:pPr>
-        <w:rPr>
-          <w:rFonts w:ascii="Times New Roman" w:hAnsi="Times New Roman" w:cs="Times New Roman"/>
-          <w:sz w:val="28"/>
-          <w:szCs w:val="28"/>
-          <w:lang w:val="ru-RU"/>
-        </w:rPr>
-      </w:pPr>
-    </w:p>
-    <w:p>
-      <w:pPr>
-        <w:rPr>
-          <w:rFonts w:ascii="Times New Roman" w:hAnsi="Times New Roman" w:cs="Times New Roman"/>
-          <w:sz w:val="28"/>
-          <w:szCs w:val="28"/>
-          <w:lang w:val="ru-RU"/>
-        </w:rPr>
-      </w:pPr>
-    </w:p>
-    <w:p>
-      <w:pPr>
-        <w:rPr>
-          <w:rFonts w:ascii="Times New Roman" w:hAnsi="Times New Roman" w:cs="Times New Roman"/>
-          <w:sz w:val="28"/>
-          <w:szCs w:val="28"/>
-          <w:lang w:val="ru-RU"/>
-        </w:rPr>
-      </w:pPr>
-    </w:p>
-    <w:p>
-      <w:pPr>
-        <w:rPr>
-          <w:rFonts w:ascii="Times New Roman" w:hAnsi="Times New Roman" w:cs="Times New Roman"/>
-          <w:sz w:val="28"/>
-          <w:szCs w:val="28"/>
-          <w:lang w:val="ru-RU"/>
-        </w:rPr>
-      </w:pPr>
-      <w:proofErr w:type="gramStart"/>
-      <w:r>
-        <w:rPr>
-          <w:rFonts w:ascii="Times New Roman" w:hAnsi="Times New Roman" w:cs="Times New Roman"/>
-          <w:sz w:val="28"/>
-          <w:szCs w:val="28"/>
-          <w:lang w:val="ru-RU"/>
-        </w:rPr>
-        <w:t>Подписано  в</w:t>
-      </w:r>
-      <w:proofErr w:type="gramEnd"/>
+      <w:r>
+        <w:rPr>
+          <w:rFonts w:ascii="Times New Roman" w:hAnsi="Times New Roman" w:cs="Times New Roman"/>
+          <w:sz w:val="28"/>
+          <w:szCs w:val="28"/>
+          <w:lang w:val="ru-RU"/>
+        </w:rPr>
+        <w:tab/>
+      </w:r>
+      <w:r>
+        <w:rPr>
+          <w:rFonts w:ascii="Times New Roman" w:hAnsi="Times New Roman" w:cs="Times New Roman"/>
+          <w:sz w:val="28"/>
+          <w:szCs w:val="28"/>
+          <w:lang w:val="ru-RU"/>
+        </w:rPr>
+        <w:tab/>
+      </w:r>
+      <w:r>
+        <w:rPr>
+          <w:rFonts w:ascii="Times New Roman" w:hAnsi="Times New Roman" w:cs="Times New Roman"/>
+          <w:sz w:val="28"/>
+          <w:szCs w:val="28"/>
+          <w:lang w:val="ru-RU"/>
+        </w:rPr>
+        <w:t xml:space="preserve">   (ФИО)                        (дата)</w:t>
+      </w:r>
+    </w:p>
+    <w:p>
+      <w:pPr>
+        <w:rPr>
+          <w:rFonts w:ascii="Times New Roman" w:hAnsi="Times New Roman" w:cs="Times New Roman"/>
+          <w:sz w:val="28"/>
+          <w:szCs w:val="28"/>
+          <w:lang w:val="ru-RU"/>
+        </w:rPr>
+      </w:pPr>
+    </w:p>
+    <w:p>
+      <w:pPr>
+        <w:rPr>
+          <w:rFonts w:ascii="Times New Roman" w:hAnsi="Times New Roman" w:cs="Times New Roman"/>
+          <w:sz w:val="28"/>
+          <w:szCs w:val="28"/>
+          <w:lang w:val="ru-RU"/>
+        </w:rPr>
+      </w:pPr>
+    </w:p>
+    <w:p>
+      <w:pPr>
+        <w:rPr>
+          <w:rFonts w:ascii="Times New Roman" w:hAnsi="Times New Roman" w:cs="Times New Roman"/>
+          <w:sz w:val="28"/>
+          <w:szCs w:val="28"/>
+          <w:lang w:val="ru-RU"/>
+        </w:rPr>
+      </w:pPr>
+    </w:p>
+    <w:p>
+      <w:pPr>
+        <w:rPr>
+          <w:rFonts w:ascii="Times New Roman" w:hAnsi="Times New Roman" w:cs="Times New Roman"/>
+          <w:sz w:val="28"/>
+          <w:szCs w:val="28"/>
+          <w:lang w:val="ru-RU"/>
+        </w:rPr>
+      </w:pPr>
+      <w:r>
+        <w:rPr>
+          <w:rFonts w:ascii="Times New Roman" w:hAnsi="Times New Roman" w:cs="Times New Roman"/>
+          <w:sz w:val="28"/>
+          <w:szCs w:val="28"/>
+          <w:lang w:val="ru-RU"/>
+        </w:rPr>
+        <w:t>Подписано в</w:t>
+      </w:r>
       <w:r>
         <w:rPr>
           <w:rFonts w:ascii="Times New Roman" w:hAnsi="Times New Roman" w:cs="Times New Roman"/>
@@ -556,7 +789,7 @@
 </file>
 
 <file path=word/styles.xml><?xml version="1.0" encoding="utf-8"?>
-<w:styles xmlns:mc="http://schemas.openxmlformats.org/markup-compatibility/2006" xmlns:r="http://schemas.openxmlformats.org/officeDocument/2006/relationships" xmlns:w="http://schemas.openxmlformats.org/wordprocessingml/2006/main" xmlns:w14="http://schemas.microsoft.com/office/word/2010/wordml" xmlns:w15="http://schemas.microsoft.com/office/word/2012/wordml" xmlns:w16cex="http://schemas.microsoft.com/office/word/2018/wordml/cex" xmlns:w16cid="http://schemas.microsoft.com/office/word/2016/wordml/cid" xmlns:w16="http://schemas.microsoft.com/office/word/2018/wordml" xmlns:w16du="http://schemas.microsoft.com/office/word/2023/wordml/word16du" xmlns:w16sdtdh="http://schemas.microsoft.com/office/word/2020/wordml/sdtdatahash" xmlns:w16sdtfl="http://schemas.microsoft.com/office/word/2024/wordml/sdtformatlock" xmlns:w16se="http://schemas.microsoft.com/office/word/2015/wordml/symex" mc:Ignorable="w14 w15 w16se w16cid w16 w16cex w16sdtdh w16sdtfl w16du">
+<w:styles xmlns:mc="http://schemas.openxmlformats.org/markup-compatibility/2006" xmlns:r="http://schemas.openxmlformats.org/officeDocument/2006/relationships" xmlns:w="http://schemas.openxmlformats.org/wordprocessingml/2006/main" xmlns:w14="http://schemas.microsoft.com/office/word/2010/wordml" xmlns:w15="http://schemas.microsoft.com/office/word/2012/wordml" xmlns:w16cex="http://schemas.microsoft.com/office/word/2018/wordml/cex" xmlns:w16cid="http://schemas.microsoft.com/office/word/2016/wordml/cid" xmlns:w16="http://schemas.microsoft.com/office/word/2018/wordml" xmlns:w16sdtdh="http://schemas.microsoft.com/office/word/2020/wordml/sdtdatahash" xmlns:w16se="http://schemas.microsoft.com/office/word/2015/wordml/symex" mc:Ignorable="w14 w15 w16se w16cid w16 w16cex w16sdtdh">
   <w:docDefaults>
     <w:rPrDefault>
       <w:rPr>

--- a/templates/working/Доверенность_ПНД.docx
+++ b/templates/working/Доверенность_ПНД.docx
@@ -151,49 +151,7 @@
           <w:szCs w:val="28"/>
           <w:lang w:val="ru-RU"/>
         </w:rPr>
-        <w:t>Я, {{</w:t>
-      </w:r>
-      <w:r>
-        <w:rPr>
-          <w:rFonts w:ascii="Times New Roman" w:hAnsi="Times New Roman" w:cs="Times New Roman"/>
-          <w:sz w:val="28"/>
-          <w:szCs w:val="28"/>
-        </w:rPr>
-        <w:t>seller</w:t>
-      </w:r>
-      <w:r>
-        <w:rPr>
-          <w:rFonts w:ascii="Times New Roman" w:hAnsi="Times New Roman" w:cs="Times New Roman"/>
-          <w:sz w:val="28"/>
-          <w:szCs w:val="28"/>
-          <w:lang w:val="ru-RU"/>
-        </w:rPr>
-        <w:t>.</w:t>
-      </w:r>
-      <w:r>
-        <w:rPr>
-          <w:rFonts w:ascii="Times New Roman" w:hAnsi="Times New Roman" w:cs="Times New Roman"/>
-          <w:sz w:val="28"/>
-          <w:szCs w:val="28"/>
-        </w:rPr>
-        <w:t>f</w:t>
-      </w:r>
-      <w:r>
-        <w:rPr>
-          <w:rFonts w:ascii="Times New Roman" w:hAnsi="Times New Roman" w:cs="Times New Roman"/>
-          <w:sz w:val="28"/>
-          <w:szCs w:val="28"/>
-        </w:rPr>
-        <w:t>ullName</w:t>
-      </w:r>
-      <w:r>
-        <w:rPr>
-          <w:rFonts w:ascii="Times New Roman" w:hAnsi="Times New Roman" w:cs="Times New Roman"/>
-          <w:sz w:val="28"/>
-          <w:szCs w:val="28"/>
-          <w:lang w:val="ru-RU"/>
-        </w:rPr>
-        <w:t>}}</w:t>
+        <w:t>Я, {{person.fullName}}</w:t>
       </w:r>
     </w:p>
     <w:p>
@@ -216,49 +174,7 @@
           <w:szCs w:val="28"/>
           <w:lang w:val="ru-RU"/>
         </w:rPr>
-        <w:t>Дата рождения: {{</w:t>
-      </w:r>
-      <w:r>
-        <w:rPr>
-          <w:rFonts w:ascii="Times New Roman" w:hAnsi="Times New Roman" w:cs="Times New Roman"/>
-          <w:sz w:val="28"/>
-          <w:szCs w:val="28"/>
-        </w:rPr>
-        <w:t>seller</w:t>
-      </w:r>
-      <w:r>
-        <w:rPr>
-          <w:rFonts w:ascii="Times New Roman" w:hAnsi="Times New Roman" w:cs="Times New Roman"/>
-          <w:sz w:val="28"/>
-          <w:szCs w:val="28"/>
-          <w:lang w:val="ru-RU"/>
-        </w:rPr>
-        <w:t>.</w:t>
-      </w:r>
-      <w:r>
-        <w:rPr>
-          <w:rFonts w:ascii="Times New Roman" w:hAnsi="Times New Roman" w:cs="Times New Roman"/>
-          <w:sz w:val="28"/>
-          <w:szCs w:val="28"/>
-        </w:rPr>
-        <w:t>b</w:t>
-      </w:r>
-      <w:r>
-        <w:rPr>
-          <w:rFonts w:ascii="Times New Roman" w:hAnsi="Times New Roman" w:cs="Times New Roman"/>
-          <w:sz w:val="28"/>
-          <w:szCs w:val="28"/>
-        </w:rPr>
-        <w:t>irthDate</w:t>
-      </w:r>
-      <w:r>
-        <w:rPr>
-          <w:rFonts w:ascii="Times New Roman" w:hAnsi="Times New Roman" w:cs="Times New Roman"/>
-          <w:sz w:val="28"/>
-          <w:szCs w:val="28"/>
-          <w:lang w:val="ru-RU"/>
-        </w:rPr>
-        <w:t>}}</w:t>
+        <w:t>Дата рождения: {{person.birthDate}}</w:t>
       </w:r>
     </w:p>
     <w:p>
@@ -281,49 +197,7 @@
           <w:szCs w:val="28"/>
           <w:lang w:val="ru-RU"/>
         </w:rPr>
-        <w:t>Адрес регистрации: {{</w:t>
-      </w:r>
-      <w:r>
-        <w:rPr>
-          <w:rFonts w:ascii="Times New Roman" w:hAnsi="Times New Roman" w:cs="Times New Roman"/>
-          <w:sz w:val="28"/>
-          <w:szCs w:val="28"/>
-        </w:rPr>
-        <w:t>seller</w:t>
-      </w:r>
-      <w:r>
-        <w:rPr>
-          <w:rFonts w:ascii="Times New Roman" w:hAnsi="Times New Roman" w:cs="Times New Roman"/>
-          <w:sz w:val="28"/>
-          <w:szCs w:val="28"/>
-          <w:lang w:val="ru-RU"/>
-        </w:rPr>
-        <w:t>.</w:t>
-      </w:r>
-      <w:r>
-        <w:rPr>
-          <w:rFonts w:ascii="Times New Roman" w:hAnsi="Times New Roman" w:cs="Times New Roman"/>
-          <w:sz w:val="28"/>
-          <w:szCs w:val="28"/>
-        </w:rPr>
-        <w:t>a</w:t>
-      </w:r>
-      <w:r>
-        <w:rPr>
-          <w:rFonts w:ascii="Times New Roman" w:hAnsi="Times New Roman" w:cs="Times New Roman"/>
-          <w:sz w:val="28"/>
-          <w:szCs w:val="28"/>
-        </w:rPr>
-        <w:t>ddress</w:t>
-      </w:r>
-      <w:r>
-        <w:rPr>
-          <w:rFonts w:ascii="Times New Roman" w:hAnsi="Times New Roman" w:cs="Times New Roman"/>
-          <w:sz w:val="28"/>
-          <w:szCs w:val="28"/>
-          <w:lang w:val="ru-RU"/>
-        </w:rPr>
-        <w:t>}}</w:t>
+        <w:t>Адрес регистрации: {{person.address}}</w:t>
       </w:r>
     </w:p>
     <w:p>
@@ -346,49 +220,7 @@
           <w:szCs w:val="28"/>
           <w:lang w:val="ru-RU"/>
         </w:rPr>
-        <w:t>Идентификационный номер {{</w:t>
-      </w:r>
-      <w:r>
-        <w:rPr>
-          <w:rFonts w:ascii="Times New Roman" w:hAnsi="Times New Roman" w:cs="Times New Roman"/>
-          <w:sz w:val="28"/>
-          <w:szCs w:val="28"/>
-        </w:rPr>
-        <w:t>seller</w:t>
-      </w:r>
-      <w:r>
-        <w:rPr>
-          <w:rFonts w:ascii="Times New Roman" w:hAnsi="Times New Roman" w:cs="Times New Roman"/>
-          <w:sz w:val="28"/>
-          <w:szCs w:val="28"/>
-          <w:lang w:val="ru-RU"/>
-        </w:rPr>
-        <w:t>.</w:t>
-      </w:r>
-      <w:r>
-        <w:rPr>
-          <w:rFonts w:ascii="Times New Roman" w:hAnsi="Times New Roman" w:cs="Times New Roman"/>
-          <w:sz w:val="28"/>
-          <w:szCs w:val="28"/>
-        </w:rPr>
-        <w:t>i</w:t>
-      </w:r>
-      <w:r>
-        <w:rPr>
-          <w:rFonts w:ascii="Times New Roman" w:hAnsi="Times New Roman" w:cs="Times New Roman"/>
-          <w:sz w:val="28"/>
-          <w:szCs w:val="28"/>
-        </w:rPr>
-        <w:t>d</w:t>
-      </w:r>
-      <w:r>
-        <w:rPr>
-          <w:rFonts w:ascii="Times New Roman" w:hAnsi="Times New Roman" w:cs="Times New Roman"/>
-          <w:sz w:val="28"/>
-          <w:szCs w:val="28"/>
-          <w:lang w:val="ru-RU"/>
-        </w:rPr>
-        <w:t>}}</w:t>
+        <w:t>Идентификационный номер {{person.id}}</w:t>
       </w:r>
     </w:p>
     <w:p>
@@ -529,83 +361,7 @@
           <w:szCs w:val="28"/>
           <w:lang w:val="ru-RU"/>
         </w:rPr>
-        <w:t>________________ / {{</w:t>
-      </w:r>
-      <w:r>
-        <w:rPr>
-          <w:rFonts w:ascii="Times New Roman" w:hAnsi="Times New Roman" w:cs="Times New Roman"/>
-          <w:sz w:val="28"/>
-          <w:szCs w:val="28"/>
-        </w:rPr>
-        <w:t>seller</w:t>
-      </w:r>
-      <w:r>
-        <w:rPr>
-          <w:rFonts w:ascii="Times New Roman" w:hAnsi="Times New Roman" w:cs="Times New Roman"/>
-          <w:sz w:val="28"/>
-          <w:szCs w:val="28"/>
-          <w:lang w:val="ru-RU"/>
-        </w:rPr>
-        <w:t>.</w:t>
-      </w:r>
-      <w:r>
-        <w:rPr>
-          <w:rFonts w:ascii="Times New Roman" w:hAnsi="Times New Roman" w:cs="Times New Roman"/>
-          <w:sz w:val="28"/>
-          <w:szCs w:val="28"/>
-        </w:rPr>
-        <w:t>f</w:t>
-      </w:r>
-      <w:r>
-        <w:rPr>
-          <w:rFonts w:ascii="Times New Roman" w:hAnsi="Times New Roman" w:cs="Times New Roman"/>
-          <w:sz w:val="28"/>
-          <w:szCs w:val="28"/>
-        </w:rPr>
-        <w:t>ullName</w:t>
-      </w:r>
-      <w:r>
-        <w:rPr>
-          <w:rFonts w:ascii="Times New Roman" w:hAnsi="Times New Roman" w:cs="Times New Roman"/>
-          <w:sz w:val="28"/>
-          <w:szCs w:val="28"/>
-          <w:lang w:val="ru-RU"/>
-        </w:rPr>
-        <w:t>}}      {{</w:t>
-      </w:r>
-      <w:r>
-        <w:rPr>
-          <w:rFonts w:ascii="Times New Roman" w:hAnsi="Times New Roman" w:cs="Times New Roman"/>
-          <w:sz w:val="28"/>
-          <w:szCs w:val="28"/>
-        </w:rPr>
-        <w:t>deal</w:t>
-      </w:r>
-      <w:r>
-        <w:rPr>
-          <w:rFonts w:ascii="Times New Roman" w:hAnsi="Times New Roman" w:cs="Times New Roman"/>
-          <w:sz w:val="28"/>
-          <w:szCs w:val="28"/>
-          <w:lang w:val="ru-RU"/>
-        </w:rPr>
-        <w:t>.</w:t>
-      </w:r>
-      <w:r>
-        <w:rPr>
-          <w:rFonts w:ascii="Times New Roman" w:hAnsi="Times New Roman" w:cs="Times New Roman"/>
-          <w:sz w:val="28"/>
-          <w:szCs w:val="28"/>
-        </w:rPr>
-        <w:t>date</w:t>
-      </w:r>
-      <w:r>
-        <w:rPr>
-          <w:rFonts w:ascii="Times New Roman" w:hAnsi="Times New Roman" w:cs="Times New Roman"/>
-          <w:sz w:val="28"/>
-          <w:szCs w:val="28"/>
-          <w:lang w:val="ru-RU"/>
-        </w:rPr>
-        <w:t>}}</w:t>
+        <w:t xml:space="preserve">________________ / {{person.signatoryLabel}}      {{deal.date}}</w:t>
       </w:r>
     </w:p>
     <w:p>

--- a/templates/working/Доверенность_ПНД.docx
+++ b/templates/working/Доверенность_ПНД.docx
@@ -1,6 +1,6 @@
 
 <file path=word/document.xml><?xml version="1.0" encoding="utf-8"?>
-<w:document xmlns:wpc="http://schemas.microsoft.com/office/word/2010/wordprocessingCanvas" xmlns:cx="http://schemas.microsoft.com/office/drawing/2014/chartex" xmlns:cx1="http://schemas.microsoft.com/office/drawing/2015/9/8/chartex" xmlns:cx2="http://schemas.microsoft.com/office/drawing/2015/10/21/chartex" xmlns:cx3="http://schemas.microsoft.com/office/drawing/2016/5/9/chartex" xmlns:cx4="http://schemas.microsoft.com/office/drawing/2016/5/10/chartex" xmlns:cx5="http://schemas.microsoft.com/office/drawing/2016/5/11/chartex" xmlns:cx6="http://schemas.microsoft.com/office/drawing/2016/5/12/chartex" xmlns:cx7="http://schemas.microsoft.com/office/drawing/2016/5/13/chartex" xmlns:cx8="http://schemas.microsoft.com/office/drawing/2016/5/14/chartex" xmlns:mc="http://schemas.openxmlformats.org/markup-compatibility/2006" xmlns:aink="http://schemas.microsoft.com/office/drawing/2016/ink" xmlns:am3d="http://schemas.microsoft.com/office/drawing/2017/model3d" xmlns:o="urn:schemas-microsoft-com:office:office" xmlns:r="http://schemas.openxmlformats.org/officeDocument/2006/relationships" xmlns:m="http://schemas.openxmlformats.org/officeDocument/2006/math" xmlns:v="urn:schemas-microsoft-com:vml" xmlns:wp14="http://schemas.microsoft.com/office/word/2010/wordprocessingDrawing" xmlns:wp="http://schemas.openxmlformats.org/drawingml/2006/wordprocessingDrawing" xmlns:w10="urn:schemas-microsoft-com:office:word" xmlns:w="http://schemas.openxmlformats.org/wordprocessingml/2006/main" xmlns:w14="http://schemas.microsoft.com/office/word/2010/wordml" xmlns:w15="http://schemas.microsoft.com/office/word/2012/wordml" xmlns:w16cex="http://schemas.microsoft.com/office/word/2018/wordml/cex" xmlns:w16cid="http://schemas.microsoft.com/office/word/2016/wordml/cid" xmlns:w16="http://schemas.microsoft.com/office/word/2018/wordml" xmlns:w16sdtdh="http://schemas.microsoft.com/office/word/2020/wordml/sdtdatahash" xmlns:w16se="http://schemas.microsoft.com/office/word/2015/wordml/symex" xmlns:wpg="http://schemas.microsoft.com/office/word/2010/wordprocessingGroup" xmlns:wpi="http://schemas.microsoft.com/office/word/2010/wordprocessingInk" xmlns:wne="http://schemas.microsoft.com/office/word/2006/wordml" xmlns:wps="http://schemas.microsoft.com/office/word/2010/wordprocessingShape" mc:Ignorable="w14 w15 w16se w16cid w16 w16cex w16sdtdh wp14">
+<w:document xmlns:wpc="http://schemas.microsoft.com/office/word/2010/wordprocessingCanvas" xmlns:cx="http://schemas.microsoft.com/office/drawing/2014/chartex" xmlns:cx1="http://schemas.microsoft.com/office/drawing/2015/9/8/chartex" xmlns:cx2="http://schemas.microsoft.com/office/drawing/2015/10/21/chartex" xmlns:cx3="http://schemas.microsoft.com/office/drawing/2016/5/9/chartex" xmlns:cx4="http://schemas.microsoft.com/office/drawing/2016/5/10/chartex" xmlns:cx5="http://schemas.microsoft.com/office/drawing/2016/5/11/chartex" xmlns:cx6="http://schemas.microsoft.com/office/drawing/2016/5/12/chartex" xmlns:cx7="http://schemas.microsoft.com/office/drawing/2016/5/13/chartex" xmlns:cx8="http://schemas.microsoft.com/office/drawing/2016/5/14/chartex" xmlns:mc="http://schemas.openxmlformats.org/markup-compatibility/2006" xmlns:aink="http://schemas.microsoft.com/office/drawing/2016/ink" xmlns:am3d="http://schemas.microsoft.com/office/drawing/2017/model3d" xmlns:o="urn:schemas-microsoft-com:office:office" xmlns:oel="http://schemas.microsoft.com/office/2019/extlst" xmlns:r="http://schemas.openxmlformats.org/officeDocument/2006/relationships" xmlns:m="http://schemas.openxmlformats.org/officeDocument/2006/math" xmlns:v="urn:schemas-microsoft-com:vml" xmlns:wp14="http://schemas.microsoft.com/office/word/2010/wordprocessingDrawing" xmlns:wp="http://schemas.openxmlformats.org/drawingml/2006/wordprocessingDrawing" xmlns:w10="urn:schemas-microsoft-com:office:word" xmlns:w="http://schemas.openxmlformats.org/wordprocessingml/2006/main" xmlns:w14="http://schemas.microsoft.com/office/word/2010/wordml" xmlns:w15="http://schemas.microsoft.com/office/word/2012/wordml" xmlns:w16cei="http://schemas.microsoft.com/office/word/2026/wordml/cei" xmlns:w16cex="http://schemas.microsoft.com/office/word/2018/wordml/cex" xmlns:w16cid="http://schemas.microsoft.com/office/word/2016/wordml/cid" xmlns:w16="http://schemas.microsoft.com/office/word/2018/wordml" xmlns:w16du="http://schemas.microsoft.com/office/word/2023/wordml/word16du" xmlns:w16sdtdh="http://schemas.microsoft.com/office/word/2020/wordml/sdtdatahash" xmlns:w16sdtfl="http://schemas.microsoft.com/office/word/2024/wordml/sdtformatlock" xmlns:w16se="http://schemas.microsoft.com/office/word/2015/wordml/symex" xmlns:wpg="http://schemas.microsoft.com/office/word/2010/wordprocessingGroup" xmlns:wpi="http://schemas.microsoft.com/office/word/2010/wordprocessingInk" xmlns:wne="http://schemas.microsoft.com/office/word/2006/wordml" xmlns:wps="http://schemas.microsoft.com/office/word/2010/wordprocessingShape" mc:Ignorable="w14 w15 w16se w16cid w16 w16cex w16sdtdh w16sdtfl w16du wp14">
   <w:body>
     <w:p>
       <w:pPr>
@@ -113,7 +113,29 @@
           <w:szCs w:val="28"/>
           <w:lang w:val="ru-RU"/>
         </w:rPr>
-        <w:t xml:space="preserve"> в психонаркологическом диспансере</w:t>
+        <w:t xml:space="preserve"> в </w:t>
+      </w:r>
+      <w:proofErr w:type="spellStart"/>
+      <w:r>
+        <w:rPr>
+          <w:rFonts w:ascii="Times New Roman" w:hAnsi="Times New Roman" w:cs="Times New Roman"/>
+          <w:b/>
+          <w:sz w:val="28"/>
+          <w:szCs w:val="28"/>
+          <w:lang w:val="ru-RU"/>
+        </w:rPr>
+        <w:t>психонаркологическом</w:t>
+      </w:r>
+      <w:proofErr w:type="spellEnd"/>
+      <w:r>
+        <w:rPr>
+          <w:rFonts w:ascii="Times New Roman" w:hAnsi="Times New Roman" w:cs="Times New Roman"/>
+          <w:b/>
+          <w:sz w:val="28"/>
+          <w:szCs w:val="28"/>
+          <w:lang w:val="ru-RU"/>
+        </w:rPr>
+        <w:t xml:space="preserve"> диспансере</w:t>
       </w:r>
     </w:p>
     <w:p>
@@ -127,7 +149,178 @@
           <w:rFonts w:ascii="Times New Roman" w:hAnsi="Times New Roman" w:cs="Times New Roman"/>
           <w:sz w:val="28"/>
           <w:szCs w:val="28"/>
-          <w:lang w:val="ru-RU"/>
+        </w:rPr>
+      </w:pPr>
+    </w:p>
+    <w:p>
+      <w:pPr>
+        <w:tabs>
+          <w:tab w:val="left" w:pos="2100"/>
+        </w:tabs>
+        <w:spacing w:after="0"/>
+        <w:rPr>
+          <w:rFonts w:ascii="Times New Roman" w:hAnsi="Times New Roman" w:cs="Times New Roman"/>
+          <w:sz w:val="28"/>
+          <w:szCs w:val="28"/>
+          <w:lang w:val="ru-RU"/>
+        </w:rPr>
+      </w:pPr>
+      <w:r>
+        <w:rPr>
+          <w:rFonts w:ascii="Times New Roman" w:hAnsi="Times New Roman" w:cs="Times New Roman"/>
+          <w:sz w:val="28"/>
+          <w:szCs w:val="28"/>
+          <w:lang w:val="ru-RU"/>
+        </w:rPr>
+        <w:t>г</w:t>
+      </w:r>
+      <w:r>
+        <w:rPr>
+          <w:rFonts w:ascii="Times New Roman" w:hAnsi="Times New Roman" w:cs="Times New Roman"/>
+          <w:sz w:val="28"/>
+          <w:szCs w:val="28"/>
+        </w:rPr>
+        <w:t xml:space="preserve">. </w:t>
+      </w:r>
+      <w:r>
+        <w:rPr>
+          <w:rFonts w:ascii="Times New Roman" w:hAnsi="Times New Roman" w:cs="Times New Roman"/>
+          <w:sz w:val="28"/>
+          <w:szCs w:val="28"/>
+          <w:lang w:val="ru-RU"/>
+        </w:rPr>
+        <w:t>Лида</w:t>
+      </w:r>
+      <w:r>
+        <w:rPr>
+          <w:rFonts w:ascii="Times New Roman" w:hAnsi="Times New Roman" w:cs="Times New Roman"/>
+          <w:sz w:val="28"/>
+          <w:szCs w:val="28"/>
+          <w:lang w:val="ru-RU"/>
+        </w:rPr>
+        <w:tab/>
+      </w:r>
+      <w:r>
+        <w:rPr>
+          <w:rFonts w:ascii="Times New Roman" w:hAnsi="Times New Roman" w:cs="Times New Roman"/>
+          <w:sz w:val="28"/>
+          <w:szCs w:val="28"/>
+          <w:lang w:val="ru-RU"/>
+        </w:rPr>
+        <w:tab/>
+      </w:r>
+      <w:r>
+        <w:rPr>
+          <w:rFonts w:ascii="Times New Roman" w:hAnsi="Times New Roman" w:cs="Times New Roman"/>
+          <w:sz w:val="28"/>
+          <w:szCs w:val="28"/>
+          <w:lang w:val="ru-RU"/>
+        </w:rPr>
+        <w:tab/>
+      </w:r>
+      <w:r>
+        <w:rPr>
+          <w:rFonts w:ascii="Times New Roman" w:hAnsi="Times New Roman" w:cs="Times New Roman"/>
+          <w:sz w:val="28"/>
+          <w:szCs w:val="28"/>
+          <w:lang w:val="ru-RU"/>
+        </w:rPr>
+        <w:tab/>
+      </w:r>
+      <w:r>
+        <w:rPr>
+          <w:rFonts w:ascii="Times New Roman" w:hAnsi="Times New Roman" w:cs="Times New Roman"/>
+          <w:sz w:val="28"/>
+          <w:szCs w:val="28"/>
+          <w:lang w:val="ru-RU"/>
+        </w:rPr>
+        <w:tab/>
+      </w:r>
+      <w:r>
+        <w:rPr>
+          <w:rFonts w:ascii="Times New Roman" w:hAnsi="Times New Roman" w:cs="Times New Roman"/>
+          <w:sz w:val="28"/>
+          <w:szCs w:val="28"/>
+          <w:lang w:val="ru-RU"/>
+        </w:rPr>
+        <w:tab/>
+      </w:r>
+      <w:r>
+        <w:rPr>
+          <w:rFonts w:ascii="Times New Roman" w:hAnsi="Times New Roman" w:cs="Times New Roman"/>
+          <w:sz w:val="28"/>
+          <w:szCs w:val="28"/>
+          <w:lang w:val="ru-RU"/>
+        </w:rPr>
+        <w:tab/>
+      </w:r>
+      <w:r>
+        <w:rPr>
+          <w:rFonts w:ascii="Times New Roman" w:hAnsi="Times New Roman" w:cs="Times New Roman"/>
+          <w:sz w:val="28"/>
+          <w:szCs w:val="28"/>
+          <w:lang w:val="ru-RU"/>
+        </w:rPr>
+        <w:tab/>
+      </w:r>
+      <w:r>
+        <w:rPr>
+          <w:rFonts w:ascii="Times New Roman" w:hAnsi="Times New Roman" w:cs="Times New Roman"/>
+          <w:sz w:val="28"/>
+          <w:szCs w:val="28"/>
+          <w:lang w:val="ru-RU"/>
+        </w:rPr>
+        <w:tab/>
+      </w:r>
+      <w:r>
+        <w:rPr>
+          <w:rFonts w:ascii="Times New Roman" w:hAnsi="Times New Roman" w:cs="Times New Roman"/>
+          <w:sz w:val="28"/>
+          <w:szCs w:val="28"/>
+          <w:lang w:val="ru-RU"/>
+        </w:rPr>
+        <w:tab/>
+      </w:r>
+      <w:r>
+        <w:rPr>
+          <w:rFonts w:ascii="Times New Roman" w:hAnsi="Times New Roman" w:cs="Times New Roman"/>
+          <w:sz w:val="28"/>
+          <w:szCs w:val="28"/>
+          <w:lang w:val="ru-RU"/>
+        </w:rPr>
+        <w:t>{{</w:t>
+      </w:r>
+      <w:proofErr w:type="spellStart"/>
+      <w:r>
+        <w:rPr>
+          <w:rFonts w:ascii="Times New Roman" w:hAnsi="Times New Roman" w:cs="Times New Roman"/>
+          <w:sz w:val="28"/>
+          <w:szCs w:val="28"/>
+          <w:lang w:val="ru-RU"/>
+        </w:rPr>
+        <w:t>deal.date</w:t>
+      </w:r>
+      <w:proofErr w:type="spellEnd"/>
+      <w:r>
+        <w:rPr>
+          <w:rFonts w:ascii="Times New Roman" w:hAnsi="Times New Roman" w:cs="Times New Roman"/>
+          <w:sz w:val="28"/>
+          <w:szCs w:val="28"/>
+          <w:lang w:val="ru-RU"/>
+        </w:rPr>
+        <w:t>}}</w:t>
+      </w:r>
+    </w:p>
+    <w:p>
+      <w:pPr>
+        <w:tabs>
+          <w:tab w:val="left" w:pos="2100"/>
+        </w:tabs>
+        <w:spacing w:after="0"/>
+        <w:rPr>
+          <w:rFonts w:ascii="Times New Roman" w:hAnsi="Times New Roman" w:cs="Times New Roman"/>
+          <w:sz w:val="28"/>
+          <w:szCs w:val="28"/>
         </w:rPr>
       </w:pPr>
     </w:p>
@@ -141,17 +334,50 @@
           <w:rFonts w:ascii="Times New Roman" w:hAnsi="Times New Roman" w:cs="Times New Roman"/>
           <w:sz w:val="28"/>
           <w:szCs w:val="28"/>
-          <w:lang w:val="ru-RU"/>
-        </w:rPr>
-      </w:pPr>
-      <w:r>
-        <w:rPr>
-          <w:rFonts w:ascii="Times New Roman" w:hAnsi="Times New Roman" w:cs="Times New Roman"/>
-          <w:sz w:val="28"/>
-          <w:szCs w:val="28"/>
-          <w:lang w:val="ru-RU"/>
-        </w:rPr>
-        <w:t>Я, {{person.fullName}}</w:t>
+        </w:rPr>
+      </w:pPr>
+      <w:r>
+        <w:rPr>
+          <w:rFonts w:ascii="Times New Roman" w:hAnsi="Times New Roman" w:cs="Times New Roman"/>
+          <w:sz w:val="28"/>
+          <w:szCs w:val="28"/>
+          <w:lang w:val="ru-RU"/>
+        </w:rPr>
+        <w:t>Я</w:t>
+      </w:r>
+      <w:r>
+        <w:rPr>
+          <w:rFonts w:ascii="Times New Roman" w:hAnsi="Times New Roman" w:cs="Times New Roman"/>
+          <w:sz w:val="28"/>
+          <w:szCs w:val="28"/>
+        </w:rPr>
+        <w:t>, {{</w:t>
+      </w:r>
+      <w:proofErr w:type="spellStart"/>
+      <w:r>
+        <w:rPr>
+          <w:rFonts w:ascii="Times New Roman" w:hAnsi="Times New Roman" w:cs="Times New Roman"/>
+          <w:sz w:val="28"/>
+          <w:szCs w:val="28"/>
+        </w:rPr>
+        <w:t>person.fullName</w:t>
+      </w:r>
+      <w:proofErr w:type="spellEnd"/>
+      <w:r>
+        <w:rPr>
+          <w:rFonts w:ascii="Times New Roman" w:hAnsi="Times New Roman" w:cs="Times New Roman"/>
+          <w:sz w:val="28"/>
+          <w:szCs w:val="28"/>
+        </w:rPr>
+        <w:t>}}</w:t>
+      </w:r>
+      <w:r>
+        <w:rPr>
+          <w:rFonts w:ascii="Times New Roman" w:hAnsi="Times New Roman" w:cs="Times New Roman"/>
+          <w:sz w:val="28"/>
+          <w:szCs w:val="28"/>
+        </w:rPr>
+        <w:t>;</w:t>
       </w:r>
     </w:p>
     <w:p>
@@ -174,7 +400,36 @@
           <w:szCs w:val="28"/>
           <w:lang w:val="ru-RU"/>
         </w:rPr>
-        <w:t>Дата рождения: {{person.birthDate}}</w:t>
+        <w:t>Дата рождения: {{</w:t>
+      </w:r>
+      <w:proofErr w:type="spellStart"/>
+      <w:r>
+        <w:rPr>
+          <w:rFonts w:ascii="Times New Roman" w:hAnsi="Times New Roman" w:cs="Times New Roman"/>
+          <w:sz w:val="28"/>
+          <w:szCs w:val="28"/>
+          <w:lang w:val="ru-RU"/>
+        </w:rPr>
+        <w:t>person.birthDate</w:t>
+      </w:r>
+      <w:proofErr w:type="spellEnd"/>
+      <w:r>
+        <w:rPr>
+          <w:rFonts w:ascii="Times New Roman" w:hAnsi="Times New Roman" w:cs="Times New Roman"/>
+          <w:sz w:val="28"/>
+          <w:szCs w:val="28"/>
+          <w:lang w:val="ru-RU"/>
+        </w:rPr>
+        <w:t>}}</w:t>
+      </w:r>
+      <w:r>
+        <w:rPr>
+          <w:rFonts w:ascii="Times New Roman" w:hAnsi="Times New Roman" w:cs="Times New Roman"/>
+          <w:sz w:val="28"/>
+          <w:szCs w:val="28"/>
+          <w:lang w:val="ru-RU"/>
+        </w:rPr>
+        <w:t>;</w:t>
       </w:r>
     </w:p>
     <w:p>
@@ -197,7 +452,36 @@
           <w:szCs w:val="28"/>
           <w:lang w:val="ru-RU"/>
         </w:rPr>
-        <w:t>Адрес регистрации: {{person.address}}</w:t>
+        <w:t>Адрес регистрации: {{</w:t>
+      </w:r>
+      <w:proofErr w:type="spellStart"/>
+      <w:r>
+        <w:rPr>
+          <w:rFonts w:ascii="Times New Roman" w:hAnsi="Times New Roman" w:cs="Times New Roman"/>
+          <w:sz w:val="28"/>
+          <w:szCs w:val="28"/>
+          <w:lang w:val="ru-RU"/>
+        </w:rPr>
+        <w:t>person.address</w:t>
+      </w:r>
+      <w:proofErr w:type="spellEnd"/>
+      <w:r>
+        <w:rPr>
+          <w:rFonts w:ascii="Times New Roman" w:hAnsi="Times New Roman" w:cs="Times New Roman"/>
+          <w:sz w:val="28"/>
+          <w:szCs w:val="28"/>
+          <w:lang w:val="ru-RU"/>
+        </w:rPr>
+        <w:t>}}</w:t>
+      </w:r>
+      <w:r>
+        <w:rPr>
+          <w:rFonts w:ascii="Times New Roman" w:hAnsi="Times New Roman" w:cs="Times New Roman"/>
+          <w:sz w:val="28"/>
+          <w:szCs w:val="28"/>
+          <w:lang w:val="ru-RU"/>
+        </w:rPr>
+        <w:t>;</w:t>
       </w:r>
     </w:p>
     <w:p>
@@ -220,7 +504,25 @@
           <w:szCs w:val="28"/>
           <w:lang w:val="ru-RU"/>
         </w:rPr>
-        <w:t>Идентификационный номер {{person.id}}</w:t>
+        <w:t>Идентификационный номер</w:t>
+      </w:r>
+      <w:r>
+        <w:rPr>
+          <w:rFonts w:ascii="Times New Roman" w:hAnsi="Times New Roman" w:cs="Times New Roman"/>
+          <w:sz w:val="28"/>
+          <w:szCs w:val="28"/>
+          <w:lang w:val="ru-RU"/>
+        </w:rPr>
+        <w:t>:</w:t>
+      </w:r>
+      <w:r>
+        <w:rPr>
+          <w:rFonts w:ascii="Times New Roman" w:hAnsi="Times New Roman" w:cs="Times New Roman"/>
+          <w:sz w:val="28"/>
+          <w:szCs w:val="28"/>
+          <w:lang w:val="ru-RU"/>
+        </w:rPr>
+        <w:t xml:space="preserve"> {{person.id}}</w:t>
       </w:r>
     </w:p>
     <w:p>
@@ -332,100 +634,76 @@
           <w:szCs w:val="28"/>
           <w:lang w:val="ru-RU"/>
         </w:rPr>
-        <w:t xml:space="preserve"> нахождении меня на наркологическом и психиатрическом диспансерном учете в психонаркологическом диспансере для заключения договора купли-продажи объекта недвижимости.</w:t>
-      </w:r>
-    </w:p>
-    <w:p>
-      <w:pPr>
-        <w:rPr>
-          <w:rFonts w:ascii="Times New Roman" w:hAnsi="Times New Roman" w:cs="Times New Roman"/>
-          <w:sz w:val="28"/>
-          <w:szCs w:val="28"/>
-          <w:lang w:val="ru-RU"/>
-        </w:rPr>
-      </w:pPr>
-    </w:p>
-    <w:p>
-      <w:pPr>
-        <w:rPr>
-          <w:rFonts w:ascii="Times New Roman" w:hAnsi="Times New Roman" w:cs="Times New Roman"/>
-          <w:sz w:val="28"/>
-          <w:szCs w:val="28"/>
-          <w:lang w:val="ru-RU"/>
-        </w:rPr>
-      </w:pPr>
-      <w:r>
-        <w:rPr>
-          <w:rFonts w:ascii="Times New Roman" w:hAnsi="Times New Roman" w:cs="Times New Roman"/>
-          <w:sz w:val="28"/>
-          <w:szCs w:val="28"/>
-          <w:lang w:val="ru-RU"/>
-        </w:rPr>
-        <w:t xml:space="preserve">________________ / {{person.signatoryLabel}}      {{deal.date}}</w:t>
-      </w:r>
-    </w:p>
-    <w:p>
-      <w:pPr>
-        <w:rPr>
-          <w:rFonts w:ascii="Times New Roman" w:hAnsi="Times New Roman" w:cs="Times New Roman"/>
-          <w:sz w:val="28"/>
-          <w:szCs w:val="28"/>
-          <w:lang w:val="ru-RU"/>
-        </w:rPr>
-      </w:pPr>
-      <w:r>
-        <w:rPr>
-          <w:rFonts w:ascii="Times New Roman" w:hAnsi="Times New Roman" w:cs="Times New Roman"/>
-          <w:sz w:val="28"/>
-          <w:szCs w:val="28"/>
-          <w:lang w:val="ru-RU"/>
-        </w:rPr>
-        <w:t>(</w:t>
-      </w:r>
-      <w:r>
-        <w:rPr>
-          <w:rFonts w:ascii="Times New Roman" w:hAnsi="Times New Roman" w:cs="Times New Roman"/>
-          <w:sz w:val="28"/>
-          <w:szCs w:val="28"/>
-          <w:lang w:val="ru-RU"/>
-        </w:rPr>
-        <w:t xml:space="preserve">подпись)  </w:t>
-      </w:r>
-      <w:r>
-        <w:rPr>
-          <w:rFonts w:ascii="Times New Roman" w:hAnsi="Times New Roman" w:cs="Times New Roman"/>
-          <w:sz w:val="28"/>
-          <w:szCs w:val="28"/>
-          <w:lang w:val="ru-RU"/>
-        </w:rPr>
-        <w:t xml:space="preserve">               </w:t>
-      </w:r>
-      <w:r>
-        <w:rPr>
-          <w:rFonts w:ascii="Times New Roman" w:hAnsi="Times New Roman" w:cs="Times New Roman"/>
-          <w:sz w:val="28"/>
-          <w:szCs w:val="28"/>
-          <w:lang w:val="ru-RU"/>
-        </w:rPr>
-        <w:tab/>
-      </w:r>
-      <w:r>
-        <w:rPr>
-          <w:rFonts w:ascii="Times New Roman" w:hAnsi="Times New Roman" w:cs="Times New Roman"/>
-          <w:sz w:val="28"/>
-          <w:szCs w:val="28"/>
-          <w:lang w:val="ru-RU"/>
-        </w:rPr>
-        <w:tab/>
-      </w:r>
-      <w:r>
-        <w:rPr>
-          <w:rFonts w:ascii="Times New Roman" w:hAnsi="Times New Roman" w:cs="Times New Roman"/>
-          <w:sz w:val="28"/>
-          <w:szCs w:val="28"/>
-          <w:lang w:val="ru-RU"/>
-        </w:rPr>
-        <w:t xml:space="preserve">   (ФИО)                        (дата)</w:t>
+        <w:t xml:space="preserve"> нахождении меня на наркологическом и психиатрическом диспансерном учете в </w:t>
+      </w:r>
+      <w:proofErr w:type="spellStart"/>
+      <w:r>
+        <w:rPr>
+          <w:rFonts w:ascii="Times New Roman" w:hAnsi="Times New Roman" w:cs="Times New Roman"/>
+          <w:sz w:val="28"/>
+          <w:szCs w:val="28"/>
+          <w:lang w:val="ru-RU"/>
+        </w:rPr>
+        <w:t>психонаркологическом</w:t>
+      </w:r>
+      <w:proofErr w:type="spellEnd"/>
+      <w:r>
+        <w:rPr>
+          <w:rFonts w:ascii="Times New Roman" w:hAnsi="Times New Roman" w:cs="Times New Roman"/>
+          <w:sz w:val="28"/>
+          <w:szCs w:val="28"/>
+          <w:lang w:val="ru-RU"/>
+        </w:rPr>
+        <w:t xml:space="preserve"> диспансере для заключения договора купли-продажи объекта недвижимости.</w:t>
+      </w:r>
+    </w:p>
+    <w:p>
+      <w:pPr>
+        <w:rPr>
+          <w:rFonts w:ascii="Times New Roman" w:hAnsi="Times New Roman" w:cs="Times New Roman"/>
+          <w:sz w:val="28"/>
+          <w:szCs w:val="28"/>
+          <w:lang w:val="ru-RU"/>
+        </w:rPr>
+      </w:pPr>
+    </w:p>
+    <w:p>
+      <w:pPr>
+        <w:rPr>
+          <w:rFonts w:ascii="Times New Roman" w:hAnsi="Times New Roman" w:cs="Times New Roman"/>
+          <w:sz w:val="28"/>
+          <w:szCs w:val="28"/>
+          <w:lang w:val="ru-RU"/>
+        </w:rPr>
+      </w:pPr>
+      <w:r>
+        <w:rPr>
+          <w:rFonts w:ascii="Times New Roman" w:hAnsi="Times New Roman" w:cs="Times New Roman"/>
+          <w:sz w:val="28"/>
+          <w:szCs w:val="28"/>
+          <w:lang w:val="ru-RU"/>
+        </w:rPr>
+        <w:t>________________ / {{</w:t>
+      </w:r>
+      <w:proofErr w:type="spellStart"/>
+      <w:r>
+        <w:rPr>
+          <w:rFonts w:ascii="Times New Roman" w:hAnsi="Times New Roman" w:cs="Times New Roman"/>
+          <w:sz w:val="28"/>
+          <w:szCs w:val="28"/>
+          <w:lang w:val="ru-RU"/>
+        </w:rPr>
+        <w:t>person.signatoryLabel</w:t>
+      </w:r>
+      <w:proofErr w:type="spellEnd"/>
+      <w:r>
+        <w:rPr>
+          <w:rFonts w:ascii="Times New Roman" w:hAnsi="Times New Roman" w:cs="Times New Roman"/>
+          <w:sz w:val="28"/>
+          <w:szCs w:val="28"/>
+          <w:lang w:val="ru-RU"/>
+        </w:rPr>
+        <w:t xml:space="preserve">}}      </w:t>
       </w:r>
     </w:p>
     <w:p>
@@ -485,6 +763,15 @@
         </w:rPr>
         <w:t xml:space="preserve"> моем присутствии, подпись удостоверяю:</w:t>
       </w:r>
+      <w:r>
+        <w:rPr>
+          <w:rFonts w:ascii="Times New Roman" w:hAnsi="Times New Roman" w:cs="Times New Roman"/>
+          <w:sz w:val="28"/>
+          <w:szCs w:val="28"/>
+          <w:lang w:val="ru-RU"/>
+        </w:rPr>
+        <w:t xml:space="preserve"> </w:t>
+      </w:r>
     </w:p>
     <w:p>
       <w:pPr>
@@ -511,8 +798,19 @@
           <w:szCs w:val="28"/>
           <w:lang w:val="ru-RU"/>
         </w:rPr>
-        <w:t xml:space="preserve"> _____________________________О.Р.Турко</w:t>
-      </w:r>
+        <w:t xml:space="preserve"> _____________________________</w:t>
+      </w:r>
+      <w:proofErr w:type="spellStart"/>
+      <w:r>
+        <w:rPr>
+          <w:rFonts w:ascii="Times New Roman" w:hAnsi="Times New Roman" w:cs="Times New Roman"/>
+          <w:sz w:val="28"/>
+          <w:szCs w:val="28"/>
+          <w:lang w:val="ru-RU"/>
+        </w:rPr>
+        <w:t>О.Р.Турко</w:t>
+      </w:r>
+      <w:proofErr w:type="spellEnd"/>
     </w:p>
     <w:p>
       <w:pPr>
@@ -545,7 +843,7 @@
 </file>
 
 <file path=word/styles.xml><?xml version="1.0" encoding="utf-8"?>
-<w:styles xmlns:mc="http://schemas.openxmlformats.org/markup-compatibility/2006" xmlns:r="http://schemas.openxmlformats.org/officeDocument/2006/relationships" xmlns:w="http://schemas.openxmlformats.org/wordprocessingml/2006/main" xmlns:w14="http://schemas.microsoft.com/office/word/2010/wordml" xmlns:w15="http://schemas.microsoft.com/office/word/2012/wordml" xmlns:w16cex="http://schemas.microsoft.com/office/word/2018/wordml/cex" xmlns:w16cid="http://schemas.microsoft.com/office/word/2016/wordml/cid" xmlns:w16="http://schemas.microsoft.com/office/word/2018/wordml" xmlns:w16sdtdh="http://schemas.microsoft.com/office/word/2020/wordml/sdtdatahash" xmlns:w16se="http://schemas.microsoft.com/office/word/2015/wordml/symex" mc:Ignorable="w14 w15 w16se w16cid w16 w16cex w16sdtdh">
+<w:styles xmlns:mc="http://schemas.openxmlformats.org/markup-compatibility/2006" xmlns:r="http://schemas.openxmlformats.org/officeDocument/2006/relationships" xmlns:w="http://schemas.openxmlformats.org/wordprocessingml/2006/main" xmlns:w14="http://schemas.microsoft.com/office/word/2010/wordml" xmlns:w15="http://schemas.microsoft.com/office/word/2012/wordml" xmlns:w16cex="http://schemas.microsoft.com/office/word/2018/wordml/cex" xmlns:w16cid="http://schemas.microsoft.com/office/word/2016/wordml/cid" xmlns:w16="http://schemas.microsoft.com/office/word/2018/wordml" xmlns:w16du="http://schemas.microsoft.com/office/word/2023/wordml/word16du" xmlns:w16sdtdh="http://schemas.microsoft.com/office/word/2020/wordml/sdtdatahash" xmlns:w16sdtfl="http://schemas.microsoft.com/office/word/2024/wordml/sdtformatlock" xmlns:w16se="http://schemas.microsoft.com/office/word/2015/wordml/symex" mc:Ignorable="w14 w15 w16se w16cid w16 w16cex w16sdtdh w16sdtfl w16du">
   <w:docDefaults>
     <w:rPrDefault>
       <w:rPr>
